--- a/flow/20230927_hours/drafts/2026-04-g/26.04.docx
+++ b/flow/20230927_hours/drafts/2026-04-g/26.04.docx
@@ -1531,23 +1531,7 @@
           <w:color w:val="333333"/>
           <w:sz w:val="24"/>
         </w:rPr>
-        <w:t xml:space="preserve"> Душу мою, Господи, у гріхах всіляких і безглуздими діяннями тяжко розслаблену,* воздвигни божественним Твоїм заступництвом,* як і розслабленого воздвигнув Ти </w:t>
-      </w:r>
-      <w:r>
-        <w:rPr>
-          <w:rFonts w:ascii="Times New Roman" w:hAnsi="Times New Roman"/>
-          <w:color w:val="333333"/>
-          <w:sz w:val="24"/>
-        </w:rPr>
-        <w:t>древньо</w:t>
-      </w:r>
-      <w:r>
-        <w:rPr>
-          <w:rFonts w:ascii="Times New Roman" w:hAnsi="Times New Roman"/>
-          <w:color w:val="333333"/>
-          <w:sz w:val="24"/>
-        </w:rPr>
-        <w:t>,* щоб я кликав до Тебе, спасаючись:* Слава, Христе, владі Твоїй.</w:t>
+        <w:t xml:space="preserve"> Душу мою, Господи, у гріхах всіляких і безглуздими діяннями тяжко розслаблену,* воздвигни божественним Твоїм заступництвом,* як і розслабленого воздвигнув Ти древньо,* щоб я кликав до Тебе, спасаючись:* Слава, Христе, владі Твоїй.</w:t>
       </w:r>
     </w:p>
     <w:p>
@@ -3874,23 +3858,7 @@
           <w:color w:val="333333"/>
           <w:sz w:val="24"/>
         </w:rPr>
-        <w:t xml:space="preserve"> Душу мою, Господи, у гріхах всіляких і безглуздими діяннями тяжко розслаблену,* воздвигни божественним Твоїм заступництвом,* як і розслабленого воздвигнув Ти </w:t>
-      </w:r>
-      <w:r>
-        <w:rPr>
-          <w:rFonts w:ascii="Times New Roman" w:hAnsi="Times New Roman"/>
-          <w:color w:val="333333"/>
-          <w:sz w:val="24"/>
-        </w:rPr>
-        <w:t>древньо</w:t>
-      </w:r>
-      <w:r>
-        <w:rPr>
-          <w:rFonts w:ascii="Times New Roman" w:hAnsi="Times New Roman"/>
-          <w:color w:val="333333"/>
-          <w:sz w:val="24"/>
-        </w:rPr>
-        <w:t>,* щоб я кликав до Тебе, спасаючись:* Слава, Христе, владі Твоїй.</w:t>
+        <w:t xml:space="preserve"> Душу мою, Господи, у гріхах всіляких і безглуздими діяннями тяжко розслаблену,* воздвигни божественним Твоїм заступництвом,* як і розслабленого воздвигнув Ти древньо,* щоб я кликав до Тебе, спасаючись:* Слава, Христе, владі Твоїй.</w:t>
       </w:r>
     </w:p>
     <w:p>
@@ -6007,23 +5975,7 @@
           <w:color w:val="333333"/>
           <w:sz w:val="24"/>
         </w:rPr>
-        <w:t xml:space="preserve"> Душу мою, Господи, у гріхах всіляких і безглуздими діяннями тяжко розслаблену,* воздвигни божественним Твоїм заступництвом,* як і розслабленого воздвигнув Ти </w:t>
-      </w:r>
-      <w:r>
-        <w:rPr>
-          <w:rFonts w:ascii="Times New Roman" w:hAnsi="Times New Roman"/>
-          <w:color w:val="333333"/>
-          <w:sz w:val="24"/>
-        </w:rPr>
-        <w:t>древньо</w:t>
-      </w:r>
-      <w:r>
-        <w:rPr>
-          <w:rFonts w:ascii="Times New Roman" w:hAnsi="Times New Roman"/>
-          <w:color w:val="333333"/>
-          <w:sz w:val="24"/>
-        </w:rPr>
-        <w:t>,* щоб я кликав до Тебе, спасаючись:* Слава, Христе, владі Твоїй.</w:t>
+        <w:t xml:space="preserve"> Душу мою, Господи, у гріхах всіляких і безглуздими діяннями тяжко розслаблену,* воздвигни божественним Твоїм заступництвом,* як і розслабленого воздвигнув Ти древньо,* щоб я кликав до Тебе, спасаючись:* Слава, Христе, владі Твоїй.</w:t>
       </w:r>
     </w:p>
     <w:p>
@@ -8081,23 +8033,7 @@
           <w:color w:val="333333"/>
           <w:sz w:val="24"/>
         </w:rPr>
-        <w:t xml:space="preserve"> Душу мою, Господи, у гріхах всіляких і безглуздими діяннями тяжко розслаблену,* воздвигни божественним Твоїм заступництвом,* як і розслабленого воздвигнув Ти </w:t>
-      </w:r>
-      <w:r>
-        <w:rPr>
-          <w:rFonts w:ascii="Times New Roman" w:hAnsi="Times New Roman"/>
-          <w:color w:val="333333"/>
-          <w:sz w:val="24"/>
-        </w:rPr>
-        <w:t>древньо</w:t>
-      </w:r>
-      <w:r>
-        <w:rPr>
-          <w:rFonts w:ascii="Times New Roman" w:hAnsi="Times New Roman"/>
-          <w:color w:val="333333"/>
-          <w:sz w:val="24"/>
-        </w:rPr>
-        <w:t>,* щоб я кликав до Тебе, спасаючись:* Слава, Христе, владі Твоїй.</w:t>
+        <w:t xml:space="preserve"> Душу мою, Господи, у гріхах всіляких і безглуздими діяннями тяжко розслаблену,* воздвигни божественним Твоїм заступництвом,* як і розслабленого воздвигнув Ти древньо,* щоб я кликав до Тебе, спасаючись:* Слава, Христе, владі Твоїй.</w:t>
       </w:r>
     </w:p>
     <w:p>
